--- a/downloads/teacher/05 Materials/Unit 01/Slides/Slides 01.05 - Tools and Equipment.docx
+++ b/downloads/teacher/05 Materials/Unit 01/Slides/Slides 01.05 - Tools and Equipment.docx
@@ -1104,15 +1104,6 @@
       </w:r>
       <w:r>
         <w:t xml:space="preserve">Notes: Do it wrong once on purpose, ice first with the lid on, and let them hear the motor struggle. Then do it right.</w:t>
-      </w:r>
-      <w:r>
-        <w:t xml:space="preserve"> </w:t>
-      </w:r>
-      <w:r>
-        <w:rPr>
-          <w:rStyle w:val="TeacherNote"/>
-        </w:rPr>
-        <w:t xml:space="preserve">[Sal: your Queens College demo script.]</w:t>
       </w:r>
     </w:p>
     <w:p>
